--- a/policies/build/chapters_v2/COP/HCO_COP_20_v2_REWRITE_DRAFT.docx
+++ b/policies/build/chapters_v2/COP/HCO_COP_20_v2_REWRITE_DRAFT.docx
@@ -1517,14 +1517,6 @@
         <w:pStyle w:val="ListNumber"/>
       </w:pPr>
       <w:r>
-        <w:t>Guidebook interpretation supplied for COP.20.a through COP.20.e.</w:t>
-      </w:r>
-    </w:p>
-    <w:p>
-      <w:pPr>
-        <w:pStyle w:val="ListNumber"/>
-      </w:pPr>
-      <w:r>
         <w:t>Indian Council of Medical Research. ICMR Consensus Guidelines on ‘Do Not Attempt Resuscitation’ (current version — organisation to verify).</w:t>
       </w:r>
     </w:p>

--- a/policies/build/chapters_v2/COP/HCO_COP_20_v2_REWRITE_DRAFT.docx
+++ b/policies/build/chapters_v2/COP/HCO_COP_20_v2_REWRITE_DRAFT.docx
@@ -1517,7 +1517,19 @@
         <w:pStyle w:val="ListNumber"/>
       </w:pPr>
       <w:r>
-        <w:t>Indian Council of Medical Research. ICMR Consensus Guidelines on ‘Do Not Attempt Resuscitation’ (current version — organisation to verify).</w:t>
+        <w:t xml:space="preserve">Indian Council of Medical Research. (2020). </w:t>
+      </w:r>
+      <w:hyperlink r:id="rId9">
+        <w:r>
+          <w:rPr>
+            <w:color w:val="0563C1"/>
+            <w:u w:val="single"/>
+          </w:rPr>
+          <w:t>https://pmc.ncbi.nlm.nih.gov/articles/PMC7371064/</w:t>
+        </w:r>
+      </w:hyperlink>
+      <w:r>
+        <w:t xml:space="preserve"> ICMR Consensus Guidelines on 'Do Not Attempt Resuscitation' (current version — «Hospital Name» to verify).</w:t>
       </w:r>
     </w:p>
     <w:p>
@@ -1525,7 +1537,19 @@
         <w:pStyle w:val="ListNumber"/>
       </w:pPr>
       <w:r>
-        <w:t>Supreme Court of India. Directives on Advance Directives and Living Wills, 2023 (current version — organisation to verify).</w:t>
+        <w:t xml:space="preserve">Common Cause (A Regd. Society) v. Union of India, 2023 SCC OnLine SC 99 (Supreme Court of India, decided 24 January 2023, modifying </w:t>
+      </w:r>
+      <w:hyperlink r:id="rId10">
+        <w:r>
+          <w:rPr>
+            <w:color w:val="0563C1"/>
+            <w:u w:val="single"/>
+          </w:rPr>
+          <w:t>https://www.livelaw.in/pdf_upload/79-common-cause-v-union-of-india-24-jan-2023-457290.pdf</w:t>
+        </w:r>
+      </w:hyperlink>
+      <w:r>
+        <w:t xml:space="preserve"> Common Cause v. Union of India (2018) 5 SCC 1) — current version, «Hospital Name» to verify.</w:t>
       </w:r>
     </w:p>
     <w:p>
@@ -1537,9 +1561,23 @@
       </w:r>
     </w:p>
     <w:p>
-      <w:pPr/>
       <w:r>
-        <w:t>This policy reorganises the supplied COP.20 objective elements and approved plain-language content into policy format. No formal stop-work section is included — COP.20 is not in the accreditation stop-work proposals. The five mandatory written-guidance content areas (COP.20.a) are preserved exactly and listed in Section 5.1, the Non-negotiable rules, the quality monitoring table, the traceability table, and the training section. The absolute framing for DNR/DNI/AND decisions — 'only as the applicable statutory laws and judicial guidelines require' — is preserved verbatim in the Statement of intent, Section 3, Section 5.3, the Non-negotiable rules, the quality monitoring table, and the traceability table; 'only' is not qualified or softened. All five need dimensions (psychological, emotional, cultural, religious, socio-cultural) are stated explicitly in Section 5.4, the Non-negotiable rules, Section 3, the quality monitoring table, the traceability table, and the training section. Both mandatory verbs — 'addressed' and 'respected' — are preserved in Section 5.4 and the traceability table. Staff training on unique needs is stated as a separate mandatory obligation in Section 5.4, the Non-negotiable rules, the quality monitoring table (separate row), the traceability table, and the evidence checklist (separate sub-section with its own record requirement).</w:t>
+        <w:t>This document is a template prepared for the guidance of «Hospital Name» and must be reviewed, adapted and formally approved by «Hospital Name» before use. Every entry marked ________ must be completed before the document is issued.</w:t>
+      </w:r>
+    </w:p>
+    <w:p>
+      <w:r>
+        <w:t>The requirements in this document are accreditation requirements of the NABH Full Accreditation Standards for Hospitals, 6th Edition, not duties under a named Act of Parliament. Statutory duties that arise under other documents of «Hospital Name» remain those documents. «Hospital Name» is responsible for verifying any statutory duty that applies to it; this document does not constitute legal advice.</w:t>
+      </w:r>
+    </w:p>
+    <w:p>
+      <w:r>
+        <w:t>The clinical and technical content reflects recognised national and international guidance current at the date of preparation. «Hospital Name» remains responsible for verifying that it is current and consistent with the edition of the accreditation standard against which it is being assessed.</w:t>
+      </w:r>
+    </w:p>
+    <w:p>
+      <w:r>
+        <w:t>This document is not issued by, endorsed by, or affiliated with NABH or any other body named in it. Wording is original; no text has been reproduced from the standards, rules or guidelines referenced.</w:t>
       </w:r>
     </w:p>
     <w:sectPr>
